--- a/sergiopizza_ru/comply_docs/05_Модель_угроз.docx
+++ b/sergiopizza_ru/comply_docs/05_Модель_угроз.docx
@@ -81,7 +81,7 @@
         <w:jc w:val="center"/>
       </w:pPr>
       <w:r>
-        <w:t>Дата введения: 16.06.2026</w:t>
+        <w:t>Дата введения: 17.06.2026</w:t>
       </w:r>
     </w:p>
     <w:p/>

--- a/sergiopizza_ru/comply_docs/05_Модель_угроз.docx
+++ b/sergiopizza_ru/comply_docs/05_Модель_угроз.docx
@@ -81,7 +81,7 @@
         <w:jc w:val="center"/>
       </w:pPr>
       <w:r>
-        <w:t>Дата введения: 19.06.2026</w:t>
+        <w:t>Дата введения: 20.06.2026</w:t>
       </w:r>
     </w:p>
     <w:p/>
